--- a/excel/excel-two-variables/excel-two-variables-categorical.docx
+++ b/excel/excel-two-variables/excel-two-variables-categorical.docx
@@ -47,7 +47,7 @@
         <w:pStyle w:val="Date"/>
       </w:pPr>
       <w:r>
-        <w:t xml:space="preserve">2024-12-02</w:t>
+        <w:t xml:space="preserve">2024-12-04</w:t>
       </w:r>
     </w:p>
     <w:sdt>
@@ -88,7 +88,7 @@
         </w:p>
       </w:sdtContent>
     </w:sdt>
-    <w:bookmarkStart w:id="24" w:name="the-data"/>
+    <w:bookmarkStart w:id="28" w:name="the-data"/>
     <w:p>
       <w:pPr>
         <w:pStyle w:val="Heading1"/>
@@ -763,7 +763,7 @@
       </w:tr>
     </w:tbl>
     <w:bookmarkEnd w:id="21"/>
-    <w:bookmarkStart w:id="23" w:name="descriptive-statistics"/>
+    <w:bookmarkStart w:id="27" w:name="descriptive-statistics"/>
     <w:p>
       <w:pPr>
         <w:pStyle w:val="Heading2"/>
@@ -821,7 +821,7 @@
         </w:r>
       </w:hyperlink>
       <w:r>
-        <w:t xml:space="preserve">. Most of the passengers are male. The majority of female passengers survived, whereas the majority of male passengers did not.</w:t>
+        <w:t xml:space="preserve">. Most of the passengers are male. The majority of female passengers survived, whereas the majority of male passengers did not. The number of survived passengers for both female and male are close, that is 344 and 367 respectively.</w:t>
       </w:r>
     </w:p>
     <w:tbl>
@@ -1141,18 +1141,119 @@
         </w:tc>
       </w:tr>
     </w:tbl>
-    <w:bookmarkEnd w:id="23"/>
-    <w:bookmarkEnd w:id="24"/>
-    <w:bookmarkStart w:id="30" w:name="hypothesis-testing"/>
     <w:p>
       <w:pPr>
+        <w:pStyle w:val="BodyText"/>
+      </w:pPr>
+      <w:r>
+        <w:t xml:space="preserve">A stacked bar graph of Survived and Sex is shown in</w:t>
+      </w:r>
+      <w:r>
+        <w:t xml:space="preserve"> </w:t>
+      </w:r>
+      <w:hyperlink w:anchor="fig-viz">
+        <w:r>
+          <w:rPr>
+            <w:rStyle w:val="Hyperlink"/>
+          </w:rPr>
+          <w:t xml:space="preserve">Figure 1</w:t>
+        </w:r>
+      </w:hyperlink>
+      <w:r>
+        <w:t xml:space="preserve">.</w:t>
+      </w:r>
+    </w:p>
+    <w:tbl>
+      <w:tblPr>
+        <w:tblStyle w:val="Table"/>
+        <w:tblW w:type="pct" w:w="5000"/>
+        <w:tblLayout w:type="fixed"/>
+        <w:tblLook w:firstRow="0" w:lastRow="0" w:firstColumn="0" w:lastColumn="0" w:noHBand="0" w:noVBand="0" w:val="0000"/>
+      </w:tblPr>
+      <w:tblGrid>
+        <w:gridCol w:w="7920"/>
+      </w:tblGrid>
+      <w:tr>
+        <w:tc>
+          <w:tcPr/>
+          <w:bookmarkStart w:id="26" w:name="fig-viz"/>
+          <w:p>
+            <w:pPr>
+              <w:pStyle w:val="Compact"/>
+              <w:jc w:val="center"/>
+            </w:pPr>
+            <w:r>
+              <w:drawing>
+                <wp:inline>
+                  <wp:extent cx="4620126" cy="2772075"/>
+                  <wp:effectExtent b="0" l="0" r="0" t="0"/>
+                  <wp:docPr descr="" title="" id="24" name="Picture"/>
+                  <a:graphic>
+                    <a:graphicData uri="http://schemas.openxmlformats.org/drawingml/2006/picture">
+                      <pic:pic>
+                        <pic:nvPicPr>
+                          <pic:cNvPr descr="excel-two-variables-categorical_files/figure-docx/fig-viz-1.png" id="25" name="Picture"/>
+                          <pic:cNvPicPr>
+                            <a:picLocks noChangeArrowheads="1" noChangeAspect="1"/>
+                          </pic:cNvPicPr>
+                        </pic:nvPicPr>
+                        <pic:blipFill>
+                          <a:blip r:embed="rId23"/>
+                          <a:stretch>
+                            <a:fillRect/>
+                          </a:stretch>
+                        </pic:blipFill>
+                        <pic:spPr bwMode="auto">
+                          <a:xfrm>
+                            <a:off x="0" y="0"/>
+                            <a:ext cx="4620126" cy="2772075"/>
+                          </a:xfrm>
+                          <a:prstGeom prst="rect">
+                            <a:avLst/>
+                          </a:prstGeom>
+                          <a:noFill/>
+                          <a:ln w="9525">
+                            <a:noFill/>
+                            <a:headEnd/>
+                            <a:tailEnd/>
+                          </a:ln>
+                        </pic:spPr>
+                      </pic:pic>
+                    </a:graphicData>
+                  </a:graphic>
+                </wp:inline>
+              </w:drawing>
+            </w:r>
+          </w:p>
+          <w:p>
+            <w:pPr>
+              <w:jc w:val="center"/>
+            </w:pPr>
+            <w:pPr>
+              <w:jc w:val="start"/>
+              <w:spacing w:before="200"/>
+              <w:pStyle w:val="ImageCaption"/>
+            </w:pPr>
+            <w:r>
+              <w:t xml:space="preserve">Figure 1: Survival by Sex</w:t>
+            </w:r>
+          </w:p>
+          <w:bookmarkEnd w:id="26"/>
+        </w:tc>
+      </w:tr>
+    </w:tbl>
+    <w:bookmarkEnd w:id="27"/>
+    <w:bookmarkEnd w:id="28"/>
+    <w:bookmarkStart w:id="34" w:name="hypothesis-testing"/>
+    <w:p>
+      <w:pPr>
         <w:pStyle w:val="Heading1"/>
       </w:pPr>
       <w:r>
         <w:t xml:space="preserve">Hypothesis Testing</w:t>
       </w:r>
     </w:p>
-    <w:bookmarkStart w:id="25" w:name="research-question"/>
+    <w:bookmarkStart w:id="29" w:name="research-question"/>
     <w:p>
       <w:pPr>
         <w:pStyle w:val="Heading2"/>
@@ -1169,8 +1270,8 @@
         <w:t xml:space="preserve">Does a passenger’s sex affect their survival status?</w:t>
       </w:r>
     </w:p>
-    <w:bookmarkEnd w:id="25"/>
-    <w:bookmarkStart w:id="27" w:name="hypothesis-and-test-statistics"/>
+    <w:bookmarkEnd w:id="29"/>
+    <w:bookmarkStart w:id="31" w:name="hypothesis-and-test-statistics"/>
     <w:p>
       <w:pPr>
         <w:pStyle w:val="Heading2"/>
@@ -1522,7 +1623,7 @@
       <w:tr>
         <w:tc>
           <w:tcPr/>
-          <w:bookmarkStart w:id="26" w:name="tbl-expected"/>
+          <w:bookmarkStart w:id="30" w:name="tbl-expected"/>
           <w:p>
             <w:pPr>
               <w:jc w:val="center"/>
@@ -1669,13 +1770,13 @@
               </w:tc>
             </w:tr>
           </w:tbl>
-          <w:bookmarkEnd w:id="26"/>
+          <w:bookmarkEnd w:id="30"/>
           <w:p/>
         </w:tc>
       </w:tr>
     </w:tbl>
-    <w:bookmarkEnd w:id="27"/>
-    <w:bookmarkStart w:id="29" w:name="results-and-interpretation"/>
+    <w:bookmarkEnd w:id="31"/>
+    <w:bookmarkStart w:id="33" w:name="results-and-interpretation"/>
     <w:p>
       <w:pPr>
         <w:pStyle w:val="Heading2"/>
@@ -1719,7 +1820,7 @@
       <w:tr>
         <w:tc>
           <w:tcPr/>
-          <w:bookmarkStart w:id="28" w:name="tbl-stats"/>
+          <w:bookmarkStart w:id="32" w:name="tbl-stats"/>
           <w:p>
             <w:pPr>
               <w:jc w:val="center"/>
@@ -1858,7 +1959,7 @@
               </w:tc>
             </w:tr>
           </w:tbl>
-          <w:bookmarkEnd w:id="28"/>
+          <w:bookmarkEnd w:id="32"/>
           <w:p/>
         </w:tc>
       </w:tr>
@@ -1894,8 +1995,8 @@
         <w:t xml:space="preserve">-value = .001), we reject the null hypothesis. There is a strong evidence that passenger’s sex affects their survival status.</w:t>
       </w:r>
     </w:p>
-    <w:bookmarkEnd w:id="29"/>
-    <w:bookmarkEnd w:id="30"/>
+    <w:bookmarkEnd w:id="33"/>
+    <w:bookmarkEnd w:id="34"/>
     <w:sectPr>
       <w:pgSz w:h="15840" w:w="12240"/>
       <w:pgMar w:bottom="1440" w:footer="720" w:gutter="0" w:header="720" w:left="1440" w:right="1440" w:top="1440"/>

--- a/excel/excel-two-variables/excel-two-variables-categorical.docx
+++ b/excel/excel-two-variables/excel-two-variables-categorical.docx
@@ -821,7 +821,7 @@
         </w:r>
       </w:hyperlink>
       <w:r>
-        <w:t xml:space="preserve">. Most of the passengers are male. The majority of female passengers survived, whereas the majority of male passengers did not. The number of survived passengers for both female and male are close, that is 344 and 367 respectively.</w:t>
+        <w:t xml:space="preserve">. Most of the passengers are male. The majority of female passengers survived, whereas the majority of male passengers did not. Nonetheless, the number of survived passengers for both female and male are close, that is 344 and 367 respectively.</w:t>
       </w:r>
     </w:p>
     <w:tbl>
@@ -1526,10 +1526,6 @@
         <w:t xml:space="preserve">Pearson’s</w:t>
       </w:r>
       <w:r>
-        <w:rPr>
-          <w:b/>
-          <w:bCs/>
-        </w:rPr>
         <w:t xml:space="preserve"> </w:t>
       </w:r>
       <m:oMath>
@@ -1547,10 +1543,6 @@
         </m:sSup>
       </m:oMath>
       <w:r>
-        <w:rPr>
-          <w:b/>
-          <w:bCs/>
-        </w:rPr>
         <w:t xml:space="preserve">-test of independence</w:t>
       </w:r>
     </w:p>
